--- a/module_2_emerging_markets_for_quantum_technology/assignment_2/VPC_filled.docx
+++ b/module_2_emerging_markets_for_quantum_technology/assignment_2/VPC_filled.docx
@@ -23,7 +23,7 @@
         <w:t>Notes:</w:t>
       </w:r>
       <w:r>
-        <w:t xml:space="preserve"> We tell contractors what lies under the ground on the sites where radar gives up. Stated honestly: we are slower per metre and coarser in resolution than radar in good conditions, so we are the second pass on hard ground, not a replacement for the first. Claiming more would put crews at risk, which is the point at which responsible innovation stops being a seminar topic and starts being a design constraint (Stilgoe, Owen and Macnaghten, 2013).</w:t>
+        <w:t xml:space="preserve"> We tell contractors what lies under the ground on the sites where radar gives up. Stated honestly: we are slower per metre and coarser in resolution than radar in good conditions, so we are the second pass on hard ground, not a replacement for the first. Claiming more would put crews at risk, which is where responsible innovation stops being a seminar topic and becomes a design constraint (Stilgoe, Owen and Macnaghten, 2013).</w:t>
       </w:r>
       <w:r>
         <w:br/>
@@ -66,7 +66,7 @@
         <w:t>Notes:</w:t>
       </w:r>
       <w:r>
-        <w:t xml:space="preserve"> A survey service rather than an instrument sale: a trolley or vehicle-mounted quantum gravity gradiometer, run by our own crews as a targeted second pass on the sites the manager already worries about. The deliverable is a depth-resolved density map with stated uncertainty on position and depth, issued in GIS and BIM formats and cross-referenced to PAS 128 quality levels.</w:t>
+        <w:t xml:space="preserve"> A survey service rather than an instrument sale: a trolley or vehicle-mounted quantum gravity gradiometer, run by our own crews as a targeted second pass on the sites the manager already fears. The deliverable is a depth-resolved density map with stated uncertainty on position and depth, issued in GIS and BIM formats and cross-referenced to PAS 128 quality levels.</w:t>
       </w:r>
       <w:r>
         <w:br/>
@@ -109,7 +109,7 @@
         <w:t>Notes:</w:t>
       </w:r>
       <w:r>
-        <w:t xml:space="preserve"> Priced by the day against the 29-times multiplier on a single strike, the arithmetic is one a buyer can run themselves. We report outcomes on surveyed sites against the published national baseline, so the claim can be checked rather than believed, and data is returned NUAR-ready, which turns a survey cost into an asset the owner keeps.</w:t>
+        <w:t xml:space="preserve"> Priced by the day against the true cost of one strike, 29 times its repair bill (Utility Strike Avoidance Group, 2023), it is arithmetic a buyer can run themselves. We report outcomes on surveyed sites against the published national baseline, so the claim can be checked rather than believed, and data is returned NUAR-ready, which turns a survey cost into an asset the owner keeps.</w:t>
       </w:r>
       <w:r>
         <w:br/>

--- a/module_2_emerging_markets_for_quantum_technology/assignment_2/VPC_filled.docx
+++ b/module_2_emerging_markets_for_quantum_technology/assignment_2/VPC_filled.docx
@@ -23,7 +23,7 @@
         <w:t>Notes:</w:t>
       </w:r>
       <w:r>
-        <w:t xml:space="preserve"> We tell contractors what lies under the ground on the sites where radar gives up. Stated honestly: we are slower per metre and coarser in resolution than radar in good conditions, so we are the second pass on hard ground, not a replacement for the first. Claiming more would put crews at risk, which is where responsible innovation stops being a seminar topic and becomes a design constraint (Stilgoe, Owen and Macnaghten, 2013).</w:t>
+        <w:t xml:space="preserve"> We tell contractors what lies under the ground on the sites where radar gives up. Stated honestly: we are slower per metre and coarser than radar in good conditions, so we are the second pass on hard ground, not a replacement for the first. Claiming more would put crews at risk, which is where responsible innovation becomes a design constraint (Stilgoe, Owen and Macnaghten, 2013).</w:t>
       </w:r>
       <w:r>
         <w:br/>
@@ -66,7 +66,7 @@
         <w:t>Notes:</w:t>
       </w:r>
       <w:r>
-        <w:t xml:space="preserve"> A survey service rather than an instrument sale: a trolley or vehicle-mounted quantum gravity gradiometer, run by our own crews as a targeted second pass on the sites the manager already fears. The deliverable is a depth-resolved density map with stated uncertainty on position and depth, issued in GIS and BIM formats and cross-referenced to PAS 128 quality levels.</w:t>
+        <w:t xml:space="preserve"> A survey service, not an instrument sale: a trolley or vehicle-mounted quantum gravity gradiometer run by our own crews. One specific job, the risk sign-off on difficult ground, not a variety. The features are both tangible and digital: the field service, and a depth-resolved density map with stated uncertainty, issued in GIS and BIM formats and cross-referenced to PAS 128 quality levels.</w:t>
       </w:r>
       <w:r>
         <w:br/>
@@ -109,7 +109,7 @@
         <w:t>Notes:</w:t>
       </w:r>
       <w:r>
-        <w:t xml:space="preserve"> Priced by the day against the true cost of one strike, 29 times its repair bill (Utility Strike Avoidance Group, 2023), it is arithmetic a buyer can run themselves. We report outcomes on surveyed sites against the published national baseline, so the claim can be checked rather than believed, and data is returned NUAR-ready, which turns a survey cost into an asset the owner keeps.</w:t>
+        <w:t xml:space="preserve"> Savings: priced by the day against the true cost of one strike, 29 times its repair bill (Utility Strike Avoidance Group, 2023), it is arithmetic a buyer can run themselves. Expectations: on the ground it is built for it exceeds them, because current methods return a caveat there; in good conditions it only meets them, and we say so. Outperformance: outcomes are reported against the national baseline, so the claim can be checked, and data is returned NUAR-ready, turning a survey cost into an asset the owner keeps.</w:t>
       </w:r>
       <w:r>
         <w:br/>
@@ -152,7 +152,7 @@
         <w:t>Notes:</w:t>
       </w:r>
       <w:r>
-        <w:t xml:space="preserve"> The sensor responds to density contrast, so wet clay and plastic pipes stop being the problem they are for radar and electromagnetic location, and voids, culverts and abandoned shafts become visible for the first time. Each survey removes several trial holes and the traffic management around them. Because the output carries explicit uncertainty (Stray et al., 2022), the manager prices residual risk instead of discovering it with a digger.</w:t>
+        <w:t xml:space="preserve"> Frustrations: the sensor responds to density contrast, so wet clay and plastic pipes stop being the problem they are for radar and electromagnetic location. Improvement: voids, culverts and abandoned shafts become visible, and each survey removes several trial holes. Risk: the output carries explicit uncertainty (Stray et al., 2022), so the manager prices residual risk instead of discovering it with a digger. It mitigates rather than eliminates: PAS 128 does not yet recognise gravity methods.</w:t>
       </w:r>
       <w:r>
         <w:br/>
@@ -171,7 +171,7 @@
         <w:t>Notes:</w:t>
       </w:r>
       <w:r>
-        <w:t xml:space="preserve"> The survey or HSE manager at a UK utility asset owner, or at the tier-1 contractor digging on their behalf, who signs off pre-excavation risk on live streetworks. They are the buyer; the user is the crew on site; and the asset owner’s insurer is a third party whose interests we can borrow.</w:t>
+        <w:t xml:space="preserve"> The survey or HSE manager at a UK utility asset owner, or at the tier-1 contractor digging for them, who signs off pre-excavation risk. They are the buyer; the site crew is the user; the asset owner’s insurer is a third party whose interests we can borrow.</w:t>
       </w:r>
     </w:p>
     <w:p>
@@ -211,7 +211,7 @@
         <w:t>Notes:</w:t>
       </w:r>
       <w:r>
-        <w:t xml:space="preserve"> Know what is under the ground before breaking it, to a standard that can be defended afterwards. Specify and commission PAS 128 surveys, hold the programme to its dates, keep the crew safe, and return accurate records into the National Underground Asset Register. Today that is done with statutory record drawings, electromagnetic location, radar and trial holes.</w:t>
+        <w:t xml:space="preserve"> Interaction: commissioned per site as a second pass beside a PAS 128 contract; they receive a map, not an instrument. Context: always to know what is under the ground before breaking it; on a verge a compliance step, beside a gas main a safety sign-off that must be defensible afterwards. Current tools: record drawings, electromagnetic location, radar and trial holes, returned into NUAR.</w:t>
       </w:r>
     </w:p>
     <w:p/>
@@ -259,7 +259,7 @@
         <w:t>Notes:</w:t>
       </w:r>
       <w:r>
-        <w:t xml:space="preserve"> An answer rather than a caveat. Fewer stoppages, fewer emergency reinstatements, fewer conversations with the HSE. A strike-rate improvement that can be shown to an insurer and a board. Data that stays useful after the job, through NUAR.</w:t>
+        <w:t xml:space="preserve"> Measured by strike rate per thousand excavations, PAS 128 quality level achieved, and days lost to stoppages. Time is the saving valued most: an emergency reinstatement closes a street for longer than the survey took. Socially they want fewer injured workers, fewer disrupted streets, and data that stays useful through NUAR. They would pay most for a strike-rate improvement they can show an insurer and a board.</w:t>
       </w:r>
       <w:r>
         <w:br/>
@@ -302,7 +302,7 @@
         <w:t>Notes:</w:t>
       </w:r>
       <w:r>
-        <w:t xml:space="preserve"> Records are often wrong: there are around 4 million km of buried pipes and cables, and a hole is dug every seven seconds (Geospatial Commission, 2024). Radar loses signal in wet, clay-rich ground and at depth, and electromagnetic location cannot see plastic, so surveys come back qualified as B3 or B4 (British Standards Institution, 2022) — which transfers risk back to the manager instead of removing it. Trial holes sample points only, and each costs time, traffic management and money. The worst outcome is not the invoice; it is the injury.</w:t>
+        <w:t xml:space="preserve"> Barriers: records are often wrong, with around 4 million km of buried pipes and cables and a hole dug every seven seconds (Geospatial Commission, 2024); trial holes sample points only, at a cost in money and closures. Challenges: radar loses signal in wet, clay-rich ground and at depth; electromagnetic location cannot see plastic. Underperformance: surveys come back qualified as B3 or B4 (British Standards Institution, 2022), handing the risk back to the manager. The worst outcome is not the invoice; it is the injury.</w:t>
       </w:r>
       <w:r>
         <w:br/>

--- a/module_2_emerging_markets_for_quantum_technology/assignment_2/VPC_filled.docx
+++ b/module_2_emerging_markets_for_quantum_technology/assignment_2/VPC_filled.docx
@@ -23,7 +23,7 @@
         <w:t>Notes:</w:t>
       </w:r>
       <w:r>
-        <w:t xml:space="preserve"> We tell contractors what lies under the ground on the sites where radar gives up. Stated honestly: we are slower per metre and coarser than radar in good conditions, so we are the second pass on hard ground, not a replacement for the first. Claiming more would put crews at risk, which is where responsible innovation becomes a design constraint (Stilgoe, Owen and Macnaghten, 2013).</w:t>
+        <w:t xml:space="preserve"> We tell contractors what lies under the ground where radar gives up. Stated honestly: slower per metre and coarser than radar in good conditions, so we are the second pass on hard ground, not a replacement for the first. Claiming more would put crews at risk, which is where responsible innovation becomes a design constraint (Stilgoe, Owen and Macnaghten, 2013).</w:t>
       </w:r>
       <w:r>
         <w:br/>
@@ -66,7 +66,7 @@
         <w:t>Notes:</w:t>
       </w:r>
       <w:r>
-        <w:t xml:space="preserve"> A survey service, not an instrument sale: a trolley or vehicle-mounted quantum gravity gradiometer run by our own crews. One specific job, the risk sign-off on difficult ground, not a variety. The features are both tangible and digital: the field service, and a depth-resolved density map with stated uncertainty, issued in GIS and BIM formats and cross-referenced to PAS 128 quality levels.</w:t>
+        <w:t xml:space="preserve"> A survey service, not an instrument sale: a trolley or vehicle-mounted quantum gravity gradiometer run by our own crews. One specific job, the risk sign-off on difficult ground, not a variety. Features tangible and digital: the field service, and a depth-resolved density map with stated uncertainty, issued in GIS and BIM formats and cross-referenced to PAS 128 quality levels.</w:t>
       </w:r>
       <w:r>
         <w:br/>
@@ -109,7 +109,7 @@
         <w:t>Notes:</w:t>
       </w:r>
       <w:r>
-        <w:t xml:space="preserve"> Savings: priced by the day against the true cost of one strike, 29 times its repair bill (Utility Strike Avoidance Group, 2023), it is arithmetic a buyer can run themselves. Expectations: on the ground it is built for it exceeds them, because current methods return a caveat there; in good conditions it only meets them, and we say so. Outperformance: outcomes are reported against the national baseline, so the claim can be checked, and data is returned NUAR-ready, turning a survey cost into an asset the owner keeps.</w:t>
+        <w:t xml:space="preserve"> Savings: priced by the day against the true cost of one strike, 29 times its repair bill (Utility Strike Avoidance Group, 2023) — arithmetic a buyer can run themselves. Expectations: on the ground it is built for it exceeds them, where current methods return a caveat; in good conditions it only meets them, and we say so. Outperformance: outcomes are reported against the national baseline, so the claim is checkable, and data returns NUAR-ready, turning a survey cost into an asset the owner keeps.</w:t>
       </w:r>
       <w:r>
         <w:br/>
@@ -152,7 +152,7 @@
         <w:t>Notes:</w:t>
       </w:r>
       <w:r>
-        <w:t xml:space="preserve"> Frustrations: the sensor responds to density contrast, so wet clay and plastic pipes stop being the problem they are for radar and electromagnetic location. Improvement: voids, culverts and abandoned shafts become visible, and each survey removes several trial holes. Risk: the output carries explicit uncertainty (Stray et al., 2022), so the manager prices residual risk instead of discovering it with a digger. It mitigates rather than eliminates: PAS 128 does not yet recognise gravity methods.</w:t>
+        <w:t xml:space="preserve"> Frustrations: the sensor reads density contrast, so wet clay and plastic pipes stop being the problem they are for radar and electromagnetic location. Improvement: voids, culverts and abandoned shafts become visible, and each survey removes several trial holes. Risk: the output carries explicit uncertainty (Stray et al., 2022), so the manager prices residual risk rather than discovering it with a digger. It mitigates rather than eliminates: PAS 128 does not yet recognise gravity.</w:t>
       </w:r>
       <w:r>
         <w:br/>
@@ -171,7 +171,7 @@
         <w:t>Notes:</w:t>
       </w:r>
       <w:r>
-        <w:t xml:space="preserve"> The survey or HSE manager at a UK utility asset owner, or at the tier-1 contractor digging for them, who signs off pre-excavation risk. They are the buyer; the site crew is the user; the asset owner’s insurer is a third party whose interests we can borrow.</w:t>
+        <w:t xml:space="preserve"> The survey or HSE manager at a UK utility asset owner, or the tier-1 contractor digging for them, who signs off pre-excavation risk. They are the buyer; the site crew is the user; the asset owner’s insurer is a third party whose interests we can borrow.</w:t>
       </w:r>
     </w:p>
     <w:p>
@@ -211,7 +211,7 @@
         <w:t>Notes:</w:t>
       </w:r>
       <w:r>
-        <w:t xml:space="preserve"> Interaction: commissioned per site as a second pass beside a PAS 128 contract; they receive a map, not an instrument. Context: always to know what is under the ground before breaking it; on a verge a compliance step, beside a gas main a safety sign-off that must be defensible afterwards. Current tools: record drawings, electromagnetic location, radar and trial holes, returned into NUAR.</w:t>
+        <w:t xml:space="preserve"> Interaction: commissioned per site as a second pass beside a PAS 128 contract; they receive a map, not an instrument. Context: always to know what is under the ground before breaking it; on a verge a compliance step, beside a gas main a safety sign-off that must be defensible. Current tools: record drawings, electromagnetic location, radar and trial holes, returned into NUAR.</w:t>
       </w:r>
     </w:p>
     <w:p/>
@@ -259,7 +259,7 @@
         <w:t>Notes:</w:t>
       </w:r>
       <w:r>
-        <w:t xml:space="preserve"> Measured by strike rate per thousand excavations, PAS 128 quality level achieved, and days lost to stoppages. Time is the saving valued most: an emergency reinstatement closes a street for longer than the survey took. Socially they want fewer injured workers, fewer disrupted streets, and data that stays useful through NUAR. They would pay most for a strike-rate improvement they can show an insurer and a board.</w:t>
+        <w:t xml:space="preserve"> Measured by strike rate per thousand excavations, PAS 128 quality level, and days lost to stoppages. Time is the saving valued most: an emergency reinstatement closes a street for longer than the survey took. Socially: fewer injured workers, fewer disrupted streets, and data that stays useful through NUAR. They would pay most for a strike-rate improvement they can show an insurer and a board.</w:t>
       </w:r>
       <w:r>
         <w:br/>
@@ -302,7 +302,7 @@
         <w:t>Notes:</w:t>
       </w:r>
       <w:r>
-        <w:t xml:space="preserve"> Barriers: records are often wrong, with around 4 million km of buried pipes and cables and a hole dug every seven seconds (Geospatial Commission, 2024); trial holes sample points only, at a cost in money and closures. Challenges: radar loses signal in wet, clay-rich ground and at depth; electromagnetic location cannot see plastic. Underperformance: surveys come back qualified as B3 or B4 (British Standards Institution, 2022), handing the risk back to the manager. The worst outcome is not the invoice; it is the injury.</w:t>
+        <w:t xml:space="preserve"> Barriers: records are often wrong across some 4 million km of buried pipes and cables, with a hole dug every seven seconds (Geospatial Commission, 2024); trial holes sample points only, at a cost in money and closures. Challenges: radar loses signal in wet, clay-rich ground and at depth; electromagnetic location cannot see plastic. Underperformance: surveys come back qualified B3 or B4 (British Standards Institution, 2022), handing the risk back to the manager. The worst outcome is not the invoice but the injury.</w:t>
       </w:r>
       <w:r>
         <w:br/>

--- a/module_2_emerging_markets_for_quantum_technology/assignment_2/VPC_filled.docx
+++ b/module_2_emerging_markets_for_quantum_technology/assignment_2/VPC_filled.docx
@@ -23,7 +23,7 @@
         <w:t>Notes:</w:t>
       </w:r>
       <w:r>
-        <w:t xml:space="preserve"> We tell contractors what lies under the ground where radar gives up. Stated honestly: slower per metre and coarser than radar in good conditions, so we are the second pass on hard ground, not a replacement for the first. Claiming more would put crews at risk, which is where responsible innovation becomes a design constraint (Stilgoe, Owen and Macnaghten, 2013).</w:t>
+        <w:t xml:space="preserve"> We tell contractors what lies under the ground where radar gives up. Stated honestly: slower per metre and coarser than radar in good conditions, so the fit is second pass on hard ground, not replacement of the first (Osterwalder et al., 2014). Claiming more would put crews at risk, which is where responsible innovation becomes a design constraint (Stilgoe, Owen and Macnaghten, 2013).</w:t>
       </w:r>
       <w:r>
         <w:br/>
@@ -109,7 +109,7 @@
         <w:t>Notes:</w:t>
       </w:r>
       <w:r>
-        <w:t xml:space="preserve"> Savings: priced by the day against the true cost of one strike, 29 times its repair bill (Utility Strike Avoidance Group, 2023) — arithmetic a buyer can run themselves. Expectations: on the ground it is built for it exceeds them, where current methods return a caveat; in good conditions it only meets them, and we say so. Outperformance: outcomes are reported against the national baseline, so the claim is checkable, and data returns NUAR-ready, turning a survey cost into an asset the owner keeps.</w:t>
+        <w:t xml:space="preserve"> Savings: priced by the day against the true cost of one strike, 29 times its repair bill (Utility Strike Avoidance Group, 2023) — arithmetic a buyer can run themselves. Expectations: on the ground it is built for it exceeds them, where current methods return a caveat; in good conditions it only meets them, and we say so. Outperformance: outcomes are reported against the national baseline, so the claim is checkable, and data is returned NUAR-ready, turning a survey cost into an asset the owner keeps.</w:t>
       </w:r>
       <w:r>
         <w:br/>
@@ -152,7 +152,7 @@
         <w:t>Notes:</w:t>
       </w:r>
       <w:r>
-        <w:t xml:space="preserve"> Frustrations: the sensor reads density contrast, so wet clay and plastic pipes stop being the problem they are for radar and electromagnetic location. Improvement: voids, culverts and abandoned shafts become visible, and each survey removes several trial holes. Risk: the output carries explicit uncertainty (Stray et al., 2022), so the manager prices residual risk rather than discovering it with a digger. It mitigates rather than eliminates: PAS 128 does not yet recognise gravity.</w:t>
+        <w:t xml:space="preserve"> Frustrations: the sensor reads density contrast, so wet clay and plastic pipes stop being the problem they are for radar and electromagnetic location. Improvement: voids, culverts and abandoned shafts become visible, and each survey should remove several trial holes. Risk: the output carries explicit uncertainty (Stray et al., 2022), so the manager prices residual risk rather than discovering it with a digger. It mitigates rather than eliminates: PAS 128 mandates radar and electromagnetic location, admitting gravity only as a supplementary method.</w:t>
       </w:r>
       <w:r>
         <w:br/>
@@ -302,7 +302,7 @@
         <w:t>Notes:</w:t>
       </w:r>
       <w:r>
-        <w:t xml:space="preserve"> Barriers: records are often wrong across some 4 million km of buried pipes and cables, with a hole dug every seven seconds (Geospatial Commission, 2024); trial holes sample points only, at a cost in money and closures. Challenges: radar loses signal in wet, clay-rich ground and at depth; electromagnetic location cannot see plastic. Underperformance: surveys come back qualified B3 or B4 (British Standards Institution, 2022), handing the risk back to the manager. The worst outcome is not the invoice but the injury.</w:t>
+        <w:t xml:space="preserve"> Barriers: some 4 million km of buried pipes and cables, a hole dug every seven seconds (Geospatial Commission, 2024), and records that are often wrong; trial holes sample points only, at a cost in money and closures. Challenges: radar loses signal in wet, clay-rich ground and at depth; electromagnetic location cannot see plastic. Underperformance: surveys come back qualified B3 or B4 (British Standards Institution, 2022), handing the risk back to the manager. The worst outcome is not the invoice but the injury.</w:t>
       </w:r>
       <w:r>
         <w:br/>

--- a/module_2_emerging_markets_for_quantum_technology/assignment_2/VPC_filled.docx
+++ b/module_2_emerging_markets_for_quantum_technology/assignment_2/VPC_filled.docx
@@ -171,7 +171,7 @@
         <w:t>Notes:</w:t>
       </w:r>
       <w:r>
-        <w:t xml:space="preserve"> The survey or HSE manager at a UK utility asset owner, or the tier-1 contractor digging for them, who signs off pre-excavation risk. They are the buyer; the site crew is the user; the asset owner’s insurer is a third party whose interests we can borrow.</w:t>
+        <w:t xml:space="preserve"> The survey or HSE manager at a UK utility asset owner, or the tier-1 contractor digging for them, who signs off pre-excavation risk. They are the buyer. The site crew is the user, and the asset owner’s insurer is a third party whose interests we can borrow.</w:t>
       </w:r>
     </w:p>
     <w:p>
@@ -211,7 +211,7 @@
         <w:t>Notes:</w:t>
       </w:r>
       <w:r>
-        <w:t xml:space="preserve"> Interaction: commissioned per site as a second pass beside a PAS 128 contract; they receive a map, not an instrument. Context: always to know what is under the ground before breaking it; on a verge a compliance step, beside a gas main a safety sign-off that must be defensible. Current tools: record drawings, electromagnetic location, radar and trial holes, returned into NUAR.</w:t>
+        <w:t xml:space="preserve"> Interaction: commissioned per site as a second pass beside a PAS 128 contract. They receive a map, not an instrument. Context: always to know what is under the ground before breaking it. On a verge a compliance step, beside a gas main a safety sign-off that must be defensible. Current tools: record drawings, electromagnetic location, radar and trial holes, returned into NUAR.</w:t>
       </w:r>
     </w:p>
     <w:p/>
